--- a/resume/殷维_交易创新AI产品经理/殷维_简历_原结构_紧排.docx
+++ b/resume/殷维_交易创新AI产品经理/殷维_简历_原结构_紧排.docx
@@ -4,7 +4,7 @@
   <w:body>
     <w:p>
       <w:pPr>
-        <w:spacing w:before="0" w:after="40" w:line="240" w:lineRule="auto"/>
+        <w:spacing w:before="0" w:after="20" w:line="252" w:lineRule="auto"/>
         <w:jc w:val="center"/>
       </w:pPr>
       <w:r>
@@ -19,7 +19,7 @@
     </w:p>
     <w:p>
       <w:pPr>
-        <w:spacing w:before="0" w:after="0" w:line="240" w:lineRule="auto"/>
+        <w:spacing w:before="0" w:after="0" w:line="252" w:lineRule="auto"/>
         <w:jc w:val="center"/>
       </w:pPr>
       <w:r>
@@ -29,27 +29,12 @@
           <w:color w:val="555555"/>
           <w:sz w:val="19"/>
         </w:rPr>
-        <w:t>女  |  31岁  |  中共党员  |  湖北武汉  |  165cm  |  金融硕士</w:t>
+        <w:t>女  |  31岁  |  中共党员  |  湖北武汉  |  金融硕士  |  15671678098  |  yw43@foxmail.com</w:t>
       </w:r>
     </w:p>
     <w:p>
       <w:pPr>
-        <w:spacing w:before="0" w:after="0" w:line="240" w:lineRule="auto"/>
-        <w:jc w:val="center"/>
-      </w:pPr>
-      <w:r>
-        <w:rPr>
-          <w:rFonts w:ascii="微软雅黑" w:hAnsi="微软雅黑" w:eastAsia="微软雅黑"/>
-          <w:b w:val="0"/>
-          <w:color w:val="555555"/>
-          <w:sz w:val="19"/>
-        </w:rPr>
-        <w:t>15671678098  |  yw43@foxmail.com  |  武汉市洪山区</w:t>
-      </w:r>
-    </w:p>
-    <w:p>
-      <w:pPr>
-        <w:spacing w:before="0" w:after="40" w:line="240" w:lineRule="auto"/>
+        <w:spacing w:before="0" w:after="20" w:line="252" w:lineRule="auto"/>
         <w:jc w:val="center"/>
       </w:pPr>
       <w:r>
@@ -63,7 +48,7 @@
     </w:p>
     <w:p>
       <w:pPr>
-        <w:spacing w:before="100" w:after="40" w:line="240" w:lineRule="auto"/>
+        <w:spacing w:before="100" w:after="20" w:line="252" w:lineRule="auto"/>
         <w:pBdr>
           <w:bottom w:val="single" w:sz="6" w:space="1" w:color="1F3A5F"/>
         </w:pBdr>
@@ -80,7 +65,7 @@
     </w:p>
     <w:p>
       <w:pPr>
-        <w:spacing w:before="60" w:after="0" w:line="245" w:lineRule="auto"/>
+        <w:spacing w:before="80" w:after="0" w:line="252" w:lineRule="auto"/>
       </w:pPr>
       <w:r>
         <w:rPr>
@@ -111,7 +96,7 @@
     </w:p>
     <w:p>
       <w:pPr>
-        <w:spacing w:before="0" w:after="0" w:line="245" w:lineRule="auto"/>
+        <w:spacing w:before="0" w:after="0" w:line="252" w:lineRule="auto"/>
       </w:pPr>
       <w:r>
         <w:rPr>
@@ -119,12 +104,12 @@
           <w:b w:val="0"/>
           <w:sz w:val="20"/>
         </w:rPr>
-        <w:t>1、对比 WorkBuddy、Coze 等工具，部署投研智能体并对接微信、飞书，先打通可用流程再迭代。</w:t>
+        <w:t>1、对比 WorkBuddy、Coze 等工具，部署投研智能体并对接微信、飞书，先打通可用流程再迭代；Linux 定时任务保证工作日可跑。</w:t>
       </w:r>
     </w:p>
     <w:p>
       <w:pPr>
-        <w:spacing w:before="0" w:after="0" w:line="245" w:lineRule="auto"/>
+        <w:spacing w:before="0" w:after="0" w:line="252" w:lineRule="auto"/>
       </w:pPr>
       <w:r>
         <w:rPr>
@@ -137,7 +122,7 @@
     </w:p>
     <w:p>
       <w:pPr>
-        <w:spacing w:before="0" w:after="0" w:line="245" w:lineRule="auto"/>
+        <w:spacing w:before="0" w:after="0" w:line="252" w:lineRule="auto"/>
       </w:pPr>
       <w:r>
         <w:rPr>
@@ -145,25 +130,12 @@
           <w:b w:val="0"/>
           <w:sz w:val="20"/>
         </w:rPr>
-        <w:t>3、把「强势股放量」收成带过滤条件的可回测规则（如收盘价 / 前20日最低价 &lt; 130%），对照回测观察最大单笔亏损变化，并记录低波动、下跌市失效情况。</w:t>
+        <w:t>3、把「强势股放量」收成带过滤条件的可回测规则（收盘价 / 前20日最低价 &lt; 130%），对照回测观察最大单笔亏损变化，并记录低波动、下跌市失效情况。</w:t>
       </w:r>
     </w:p>
     <w:p>
       <w:pPr>
-        <w:spacing w:before="0" w:after="0" w:line="245" w:lineRule="auto"/>
-      </w:pPr>
-      <w:r>
-        <w:rPr>
-          <w:rFonts w:ascii="微软雅黑" w:hAnsi="微软雅黑" w:eastAsia="微软雅黑"/>
-          <w:b w:val="0"/>
-          <w:sz w:val="20"/>
-        </w:rPr>
-        <w:t>4、用 Linux 定时任务保证工作日流程可跑。</w:t>
-      </w:r>
-    </w:p>
-    <w:p>
-      <w:pPr>
-        <w:spacing w:before="60" w:after="0" w:line="245" w:lineRule="auto"/>
+        <w:spacing w:before="80" w:after="0" w:line="252" w:lineRule="auto"/>
       </w:pPr>
       <w:r>
         <w:rPr>
@@ -194,7 +166,7 @@
     </w:p>
     <w:p>
       <w:pPr>
-        <w:spacing w:before="0" w:after="0" w:line="245" w:lineRule="auto"/>
+        <w:spacing w:before="0" w:after="0" w:line="252" w:lineRule="auto"/>
       </w:pPr>
       <w:r>
         <w:rPr>
@@ -207,7 +179,7 @@
     </w:p>
     <w:p>
       <w:pPr>
-        <w:spacing w:before="0" w:after="0" w:line="245" w:lineRule="auto"/>
+        <w:spacing w:before="0" w:after="0" w:line="252" w:lineRule="auto"/>
       </w:pPr>
       <w:r>
         <w:rPr>
@@ -215,38 +187,12 @@
           <w:b w:val="0"/>
           <w:sz w:val="20"/>
         </w:rPr>
-        <w:t>2、搭建标准化财务选股模型，构建季度更新核心股票池，精准筛选优质个股标的。</w:t>
+        <w:t>2、搭建标准化财务选股模型，构建季度更新核心股票池；结合短线指标完善个股买卖点参考逻辑。</w:t>
       </w:r>
     </w:p>
     <w:p>
       <w:pPr>
-        <w:spacing w:before="0" w:after="0" w:line="245" w:lineRule="auto"/>
-      </w:pPr>
-      <w:r>
-        <w:rPr>
-          <w:rFonts w:ascii="微软雅黑" w:hAnsi="微软雅黑" w:eastAsia="微软雅黑"/>
-          <w:b w:val="0"/>
-          <w:sz w:val="20"/>
-        </w:rPr>
-        <w:t>3、结合短线指标，完善个股买卖点参考逻辑。</w:t>
-      </w:r>
-    </w:p>
-    <w:p>
-      <w:pPr>
-        <w:spacing w:before="0" w:after="0" w:line="245" w:lineRule="auto"/>
-      </w:pPr>
-      <w:r>
-        <w:rPr>
-          <w:rFonts w:ascii="微软雅黑" w:hAnsi="微软雅黑" w:eastAsia="微软雅黑"/>
-          <w:b w:val="0"/>
-          <w:sz w:val="20"/>
-        </w:rPr>
-        <w:t>4、持续迭代优化投研体系，助力整体策略优化。</w:t>
-      </w:r>
-    </w:p>
-    <w:p>
-      <w:pPr>
-        <w:spacing w:before="60" w:after="0" w:line="245" w:lineRule="auto"/>
+        <w:spacing w:before="80" w:after="0" w:line="252" w:lineRule="auto"/>
       </w:pPr>
       <w:r>
         <w:rPr>
@@ -277,7 +223,7 @@
     </w:p>
     <w:p>
       <w:pPr>
-        <w:spacing w:before="0" w:after="0" w:line="245" w:lineRule="auto"/>
+        <w:spacing w:before="0" w:after="0" w:line="252" w:lineRule="auto"/>
       </w:pPr>
       <w:r>
         <w:rPr>
@@ -285,38 +231,12 @@
           <w:b w:val="0"/>
           <w:sz w:val="20"/>
         </w:rPr>
-        <w:t>1、使用 tbquant、聚宽、掘金、文华财经等常见量化平台进行期货、股票因子挖掘、策略开发及回测。</w:t>
+        <w:t>1、使用 tbquant、聚宽、掘金、文华财经等量化平台进行期货、股票因子挖掘、策略开发及回测，并对回测表现进行分析优化。</w:t>
       </w:r>
     </w:p>
     <w:p>
       <w:pPr>
-        <w:spacing w:before="0" w:after="0" w:line="245" w:lineRule="auto"/>
-      </w:pPr>
-      <w:r>
-        <w:rPr>
-          <w:rFonts w:ascii="微软雅黑" w:hAnsi="微软雅黑" w:eastAsia="微软雅黑"/>
-          <w:b w:val="0"/>
-          <w:sz w:val="20"/>
-        </w:rPr>
-        <w:t>2、对策略回测结果表现进行分析优化。</w:t>
-      </w:r>
-    </w:p>
-    <w:p>
-      <w:pPr>
-        <w:spacing w:before="0" w:after="0" w:line="245" w:lineRule="auto"/>
-      </w:pPr>
-      <w:r>
-        <w:rPr>
-          <w:rFonts w:ascii="微软雅黑" w:hAnsi="微软雅黑" w:eastAsia="微软雅黑"/>
-          <w:b w:val="0"/>
-          <w:sz w:val="20"/>
-        </w:rPr>
-        <w:t>3、根据基金经理要求，使用 python 对券商金工等策略研报进行复现。</w:t>
-      </w:r>
-    </w:p>
-    <w:p>
-      <w:pPr>
-        <w:spacing w:before="60" w:after="0" w:line="245" w:lineRule="auto"/>
+        <w:spacing w:before="80" w:after="0" w:line="252" w:lineRule="auto"/>
       </w:pPr>
       <w:r>
         <w:rPr>
@@ -347,7 +267,7 @@
     </w:p>
     <w:p>
       <w:pPr>
-        <w:spacing w:before="0" w:after="0" w:line="245" w:lineRule="auto"/>
+        <w:spacing w:before="0" w:after="0" w:line="252" w:lineRule="auto"/>
       </w:pPr>
       <w:r>
         <w:rPr>
@@ -355,12 +275,12 @@
           <w:b w:val="0"/>
           <w:sz w:val="20"/>
         </w:rPr>
-        <w:t>1、进行期货、股票因子挖掘、策略开发及回测。</w:t>
+        <w:t>1、进行期货、股票因子挖掘、策略开发及回测，并对策略回测结果表现进行分析优化。</w:t>
       </w:r>
     </w:p>
     <w:p>
       <w:pPr>
-        <w:spacing w:before="0" w:after="0" w:line="245" w:lineRule="auto"/>
+        <w:spacing w:before="0" w:after="0" w:line="252" w:lineRule="auto"/>
       </w:pPr>
       <w:r>
         <w:rPr>
@@ -368,25 +288,12 @@
           <w:b w:val="0"/>
           <w:sz w:val="20"/>
         </w:rPr>
-        <w:t>2、对策略回测结果表现进行分析优化。</w:t>
+        <w:t>2、根据基金经理要求，使用 python 对券商金工等策略研报进行复现。</w:t>
       </w:r>
     </w:p>
     <w:p>
       <w:pPr>
-        <w:spacing w:before="0" w:after="0" w:line="245" w:lineRule="auto"/>
-      </w:pPr>
-      <w:r>
-        <w:rPr>
-          <w:rFonts w:ascii="微软雅黑" w:hAnsi="微软雅黑" w:eastAsia="微软雅黑"/>
-          <w:b w:val="0"/>
-          <w:sz w:val="20"/>
-        </w:rPr>
-        <w:t>3、根据基金经理要求，使用 python 对券商金工等策略研报进行复现。</w:t>
-      </w:r>
-    </w:p>
-    <w:p>
-      <w:pPr>
-        <w:spacing w:before="60" w:after="0" w:line="245" w:lineRule="auto"/>
+        <w:spacing w:before="80" w:after="0" w:line="252" w:lineRule="auto"/>
       </w:pPr>
       <w:r>
         <w:rPr>
@@ -417,7 +324,7 @@
     </w:p>
     <w:p>
       <w:pPr>
-        <w:spacing w:before="0" w:after="0" w:line="245" w:lineRule="auto"/>
+        <w:spacing w:before="0" w:after="0" w:line="252" w:lineRule="auto"/>
       </w:pPr>
       <w:r>
         <w:rPr>
@@ -430,7 +337,7 @@
     </w:p>
     <w:p>
       <w:pPr>
-        <w:spacing w:before="0" w:after="0" w:line="245" w:lineRule="auto"/>
+        <w:spacing w:before="0" w:after="0" w:line="252" w:lineRule="auto"/>
       </w:pPr>
       <w:r>
         <w:rPr>
@@ -438,25 +345,12 @@
           <w:b w:val="0"/>
           <w:sz w:val="20"/>
         </w:rPr>
-        <w:t>2、量化策略开发等工作，包括套利、做市等方向，日常优化、维护交易策略。</w:t>
+        <w:t>2、量化策略开发，包括套利、做市等方向，日常优化维护交易策略并搭建交易风控体系。</w:t>
       </w:r>
     </w:p>
     <w:p>
       <w:pPr>
-        <w:spacing w:before="0" w:after="0" w:line="245" w:lineRule="auto"/>
-      </w:pPr>
-      <w:r>
-        <w:rPr>
-          <w:rFonts w:ascii="微软雅黑" w:hAnsi="微软雅黑" w:eastAsia="微软雅黑"/>
-          <w:b w:val="0"/>
-          <w:sz w:val="20"/>
-        </w:rPr>
-        <w:t>3、搭建交易风控体系，严格控制交易风险。</w:t>
-      </w:r>
-    </w:p>
-    <w:p>
-      <w:pPr>
-        <w:spacing w:before="60" w:after="0" w:line="245" w:lineRule="auto"/>
+        <w:spacing w:before="80" w:after="0" w:line="252" w:lineRule="auto"/>
       </w:pPr>
       <w:r>
         <w:rPr>
@@ -487,7 +381,7 @@
     </w:p>
     <w:p>
       <w:pPr>
-        <w:spacing w:before="0" w:after="0" w:line="245" w:lineRule="auto"/>
+        <w:spacing w:before="0" w:after="0" w:line="252" w:lineRule="auto"/>
       </w:pPr>
       <w:r>
         <w:rPr>
@@ -495,38 +389,12 @@
           <w:b w:val="0"/>
           <w:sz w:val="20"/>
         </w:rPr>
-        <w:t>1、熟练使用 excel 对再保人资信进行月度更新、季度坏账计提、监控风险指标。</w:t>
+        <w:t>1、使用 excel 对再保人资信进行月度更新、季度坏账计提、监控风险指标，并审核交易对手资信、汇总关联与非关联交易数据。</w:t>
       </w:r>
     </w:p>
     <w:p>
       <w:pPr>
-        <w:spacing w:before="0" w:after="0" w:line="245" w:lineRule="auto"/>
-      </w:pPr>
-      <w:r>
-        <w:rPr>
-          <w:rFonts w:ascii="微软雅黑" w:hAnsi="微软雅黑" w:eastAsia="微软雅黑"/>
-          <w:b w:val="0"/>
-          <w:sz w:val="20"/>
-        </w:rPr>
-        <w:t>2、根据再保险资信管理制度，通过市场及同业信息，审核交易对手资信情况。</w:t>
-      </w:r>
-    </w:p>
-    <w:p>
-      <w:pPr>
-        <w:spacing w:before="0" w:after="0" w:line="245" w:lineRule="auto"/>
-      </w:pPr>
-      <w:r>
-        <w:rPr>
-          <w:rFonts w:ascii="微软雅黑" w:hAnsi="微软雅黑" w:eastAsia="微软雅黑"/>
-          <w:b w:val="0"/>
-          <w:sz w:val="20"/>
-        </w:rPr>
-        <w:t>3、统计汇总不同业务场景分类下关联交易、非关联交易情况数据汇总。</w:t>
-      </w:r>
-    </w:p>
-    <w:p>
-      <w:pPr>
-        <w:spacing w:before="100" w:after="40" w:line="240" w:lineRule="auto"/>
+        <w:spacing w:before="100" w:after="20" w:line="252" w:lineRule="auto"/>
         <w:pBdr>
           <w:bottom w:val="single" w:sz="6" w:space="1" w:color="1F3A5F"/>
         </w:pBdr>
@@ -543,7 +411,7 @@
     </w:p>
     <w:p>
       <w:pPr>
-        <w:spacing w:before="40" w:after="0" w:line="245" w:lineRule="auto"/>
+        <w:spacing w:before="20" w:after="0" w:line="252" w:lineRule="auto"/>
       </w:pPr>
       <w:r>
         <w:rPr>
@@ -556,7 +424,7 @@
     </w:p>
     <w:p>
       <w:pPr>
-        <w:spacing w:before="0" w:after="20" w:line="245" w:lineRule="auto"/>
+        <w:spacing w:before="0" w:after="0" w:line="252" w:lineRule="auto"/>
       </w:pPr>
       <w:r>
         <w:rPr>
@@ -569,7 +437,7 @@
     </w:p>
     <w:p>
       <w:pPr>
-        <w:spacing w:before="100" w:after="40" w:line="240" w:lineRule="auto"/>
+        <w:spacing w:before="100" w:after="20" w:line="252" w:lineRule="auto"/>
         <w:pBdr>
           <w:bottom w:val="single" w:sz="6" w:space="1" w:color="1F3A5F"/>
         </w:pBdr>
@@ -586,7 +454,7 @@
     </w:p>
     <w:p>
       <w:pPr>
-        <w:spacing w:before="60" w:after="0" w:line="245" w:lineRule="auto"/>
+        <w:spacing w:before="80" w:after="0" w:line="252" w:lineRule="auto"/>
       </w:pPr>
       <w:r>
         <w:rPr>
@@ -608,7 +476,7 @@
     </w:p>
     <w:p>
       <w:pPr>
-        <w:spacing w:before="0" w:after="0" w:line="245" w:lineRule="auto"/>
+        <w:spacing w:before="0" w:after="0" w:line="252" w:lineRule="auto"/>
       </w:pPr>
       <w:r>
         <w:rPr>
@@ -616,12 +484,12 @@
           <w:b w:val="0"/>
           <w:sz w:val="20"/>
         </w:rPr>
-        <w:t>项目描述：在私募投研场景中，用 AI 工具把盘中看盘信息和公告采集做成可跑通的小流程，先给内部同事用，再用对照回测验证规则，不先上重系统。</w:t>
+        <w:t>项目描述：用 AI 工具把盘中看盘信息和公告采集做成可跑通的小流程，先给内部同事用，再用对照回测验证规则，不先上重系统。</w:t>
       </w:r>
     </w:p>
     <w:p>
       <w:pPr>
-        <w:spacing w:before="0" w:after="0" w:line="245" w:lineRule="auto"/>
+        <w:spacing w:before="0" w:after="0" w:line="252" w:lineRule="auto"/>
       </w:pPr>
       <w:r>
         <w:rPr>
@@ -629,12 +497,12 @@
           <w:b w:val="0"/>
           <w:sz w:val="20"/>
         </w:rPr>
-        <w:t>1、对比 WorkBuddy、Coze，部署投研智能体并接到微信、飞书。</w:t>
+        <w:t>1、对比 WorkBuddy、Coze 部署投研智能体并接到微信、飞书；做盘中放量扫描与股票池分时段推送。</w:t>
       </w:r>
     </w:p>
     <w:p>
       <w:pPr>
-        <w:spacing w:before="0" w:after="0" w:line="245" w:lineRule="auto"/>
+        <w:spacing w:before="0" w:after="0" w:line="252" w:lineRule="auto"/>
       </w:pPr>
       <w:r>
         <w:rPr>
@@ -642,12 +510,12 @@
           <w:b w:val="0"/>
           <w:sz w:val="20"/>
         </w:rPr>
-        <w:t>2、做盘中放量扫描和股票池分时段推送（上午 / 午盘 / 下午 / 收盘）。</w:t>
+        <w:t>2、把「找强势股」写成带过滤条件的规则（收盘价 / 前20日最低价 &lt; 130%）并做对照回测；把「盯公告 / 净利润」拆成采集、校验、失败换源。demo：github.com/invy95/myCode（langgraph-announcement-agent）。</w:t>
       </w:r>
     </w:p>
     <w:p>
       <w:pPr>
-        <w:spacing w:before="0" w:after="0" w:line="245" w:lineRule="auto"/>
+        <w:spacing w:before="0" w:after="0" w:line="252" w:lineRule="auto"/>
       </w:pPr>
       <w:r>
         <w:rPr>
@@ -655,38 +523,12 @@
           <w:b w:val="0"/>
           <w:sz w:val="20"/>
         </w:rPr>
-        <w:t>3、把「找强势股」写成带过滤条件的规则（收盘价 / 前20日最低价 &lt; 130%），做对照回测。</w:t>
+        <w:t>项目业绩：对照回测中最大单笔亏损约从 -27% 降至 -17%，并写明低波动、下跌市信号变差；不把模型输出当成成交指令。</w:t>
       </w:r>
     </w:p>
     <w:p>
       <w:pPr>
-        <w:spacing w:before="0" w:after="0" w:line="245" w:lineRule="auto"/>
-      </w:pPr>
-      <w:r>
-        <w:rPr>
-          <w:rFonts w:ascii="微软雅黑" w:hAnsi="微软雅黑" w:eastAsia="微软雅黑"/>
-          <w:b w:val="0"/>
-          <w:sz w:val="20"/>
-        </w:rPr>
-        <w:t>4、把「盯公告 / 净利润」拆成采集、校验、失败换源。公开 demo：github.com/invy95/myCode（langgraph-announcement-agent）。</w:t>
-      </w:r>
-    </w:p>
-    <w:p>
-      <w:pPr>
-        <w:spacing w:before="0" w:after="20" w:line="245" w:lineRule="auto"/>
-      </w:pPr>
-      <w:r>
-        <w:rPr>
-          <w:rFonts w:ascii="微软雅黑" w:hAnsi="微软雅黑" w:eastAsia="微软雅黑"/>
-          <w:b w:val="0"/>
-          <w:sz w:val="20"/>
-        </w:rPr>
-        <w:t>项目业绩：对照回测中最大单笔亏损约从 -27% 降至 -17%，并写明低波动、下跌市信号变差；公告流程不把模型输出当成成交指令。</w:t>
-      </w:r>
-    </w:p>
-    <w:p>
-      <w:pPr>
-        <w:spacing w:before="60" w:after="0" w:line="245" w:lineRule="auto"/>
+        <w:spacing w:before="80" w:after="0" w:line="252" w:lineRule="auto"/>
       </w:pPr>
       <w:r>
         <w:rPr>
@@ -708,7 +550,7 @@
     </w:p>
     <w:p>
       <w:pPr>
-        <w:spacing w:before="0" w:after="0" w:line="245" w:lineRule="auto"/>
+        <w:spacing w:before="0" w:after="0" w:line="252" w:lineRule="auto"/>
       </w:pPr>
       <w:r>
         <w:rPr>
@@ -716,12 +558,12 @@
           <w:b w:val="0"/>
           <w:sz w:val="20"/>
         </w:rPr>
-        <w:t>项目描述：使用 cursor 等 AI Agent 搭建多维度股票市场分析框架，从基本面、情绪面、技术面等分析市场及个股，包括但不限于实时追踪热点板块、市场整体情绪周期识别、基本面财报数据整理、业绩归因等，辅助投资决策。</w:t>
+        <w:t>项目描述：使用 cursor 等 AI Agent 搭建多维度股票市场分析框架，从基本面、情绪面、技术面分析市场及个股，实时追踪热点板块、识别情绪周期、整理财报数据与业绩归因，辅助投资决策。</w:t>
       </w:r>
     </w:p>
     <w:p>
       <w:pPr>
-        <w:spacing w:before="0" w:after="0" w:line="245" w:lineRule="auto"/>
+        <w:spacing w:before="0" w:after="0" w:line="252" w:lineRule="auto"/>
       </w:pPr>
       <w:r>
         <w:rPr>
@@ -729,12 +571,12 @@
           <w:b w:val="0"/>
           <w:sz w:val="20"/>
         </w:rPr>
-        <w:t>1、搭建财报数据收集系统：使用 tushare 收集全市场个股基本面财报数据并计算各基本面相关因子值。</w:t>
+        <w:t>1、搭建财报数据收集系统：使用 tushare 收集全市场个股基本面数据并计算相关因子值。</w:t>
       </w:r>
     </w:p>
     <w:p>
       <w:pPr>
-        <w:spacing w:before="0" w:after="0" w:line="245" w:lineRule="auto"/>
+        <w:spacing w:before="0" w:after="0" w:line="252" w:lineRule="auto"/>
       </w:pPr>
       <w:r>
         <w:rPr>
@@ -742,12 +584,12 @@
           <w:b w:val="0"/>
           <w:sz w:val="20"/>
         </w:rPr>
-        <w:t>2、编写业绩预报、快报爬虫，及时爬取个股相关业绩信息。</w:t>
+        <w:t>2、编写业绩预报、快报爬虫，及时爬取个股业绩信息；设计实时热点概念看板。</w:t>
       </w:r>
     </w:p>
     <w:p>
       <w:pPr>
-        <w:spacing w:before="0" w:after="0" w:line="245" w:lineRule="auto"/>
+        <w:spacing w:before="0" w:after="0" w:line="252" w:lineRule="auto"/>
       </w:pPr>
       <w:r>
         <w:rPr>
@@ -755,25 +597,12 @@
           <w:b w:val="0"/>
           <w:sz w:val="20"/>
         </w:rPr>
-        <w:t>3、设计实时热点概念看板，追踪热点板块。</w:t>
+        <w:t>项目业绩：加深对个股财报基本面、短线技术形态与市场情绪周期的理解，并熟练掌握 AI 工具各项功能，提升工作效率。</w:t>
       </w:r>
     </w:p>
     <w:p>
       <w:pPr>
-        <w:spacing w:before="0" w:after="20" w:line="245" w:lineRule="auto"/>
-      </w:pPr>
-      <w:r>
-        <w:rPr>
-          <w:rFonts w:ascii="微软雅黑" w:hAnsi="微软雅黑" w:eastAsia="微软雅黑"/>
-          <w:b w:val="0"/>
-          <w:sz w:val="20"/>
-        </w:rPr>
-        <w:t>项目业绩：对上述股票数据进行收集整理，观测有效性的同时加深了对个股财报基本面、短线技术形态、和市场情绪周期和盘感的理解，开发过程中熟练掌握目前市场上 AI 工具的各个功能，提升工作效率。</w:t>
-      </w:r>
-    </w:p>
-    <w:p>
-      <w:pPr>
-        <w:spacing w:before="60" w:after="0" w:line="245" w:lineRule="auto"/>
+        <w:spacing w:before="80" w:after="0" w:line="252" w:lineRule="auto"/>
       </w:pPr>
       <w:r>
         <w:rPr>
@@ -795,7 +624,7 @@
     </w:p>
     <w:p>
       <w:pPr>
-        <w:spacing w:before="0" w:after="0" w:line="245" w:lineRule="auto"/>
+        <w:spacing w:before="0" w:after="0" w:line="252" w:lineRule="auto"/>
       </w:pPr>
       <w:r>
         <w:rPr>
@@ -803,12 +632,12 @@
           <w:b w:val="0"/>
           <w:sz w:val="20"/>
         </w:rPr>
-        <w:t>项目描述：使用掘金平台开发股票短线多头策略，通过分钟级别板块因子组合日线级别量价因子进行择时选股获得超额收益，并进行策略实盘，策略开发过程中共挖掘 6 个因子，其中 3 个组合成策略有效性最佳。</w:t>
+        <w:t>项目描述：使用掘金平台开发股票短线多头策略，通过分钟级别板块因子组合日线级别量价因子进行择时选股获得超额收益，并进行策略实盘，共挖掘 6 个因子，其中 3 个组合成策略有效性最佳。</w:t>
       </w:r>
     </w:p>
     <w:p>
       <w:pPr>
-        <w:spacing w:before="0" w:after="0" w:line="245" w:lineRule="auto"/>
+        <w:spacing w:before="0" w:after="0" w:line="252" w:lineRule="auto"/>
       </w:pPr>
       <w:r>
         <w:rPr>
@@ -816,12 +645,12 @@
           <w:b w:val="0"/>
           <w:sz w:val="20"/>
         </w:rPr>
-        <w:t>1、通过分析量价关系，组合合适的择时、选股因子，结合入场、出场方式的选择，研发股票策略。</w:t>
+        <w:t>1、通过分析量价关系组合择时、选股因子，结合入场出场方式研发策略，并对参数、因子组合进行回测优化。</w:t>
       </w:r>
     </w:p>
     <w:p>
       <w:pPr>
-        <w:spacing w:before="0" w:after="0" w:line="245" w:lineRule="auto"/>
+        <w:spacing w:before="0" w:after="0" w:line="252" w:lineRule="auto"/>
       </w:pPr>
       <w:r>
         <w:rPr>
@@ -829,25 +658,12 @@
           <w:b w:val="0"/>
           <w:sz w:val="20"/>
         </w:rPr>
-        <w:t>2、对策略结果进行回测，对参数、因子组合进行优化。</w:t>
+        <w:t>2、编写实盘策略版本，接入掘金每日更新数据。</w:t>
       </w:r>
     </w:p>
     <w:p>
       <w:pPr>
-        <w:spacing w:before="0" w:after="0" w:line="245" w:lineRule="auto"/>
-      </w:pPr>
-      <w:r>
-        <w:rPr>
-          <w:rFonts w:ascii="微软雅黑" w:hAnsi="微软雅黑" w:eastAsia="微软雅黑"/>
-          <w:b w:val="0"/>
-          <w:sz w:val="20"/>
-        </w:rPr>
-        <w:t>3、编写实盘策略版本，接入掘金每日更新数据。</w:t>
-      </w:r>
-    </w:p>
-    <w:p>
-      <w:pPr>
-        <w:spacing w:before="0" w:after="20" w:line="245" w:lineRule="auto"/>
+        <w:spacing w:before="0" w:after="0" w:line="252" w:lineRule="auto"/>
       </w:pPr>
       <w:r>
         <w:rPr>
@@ -860,7 +676,7 @@
     </w:p>
     <w:p>
       <w:pPr>
-        <w:spacing w:before="60" w:after="0" w:line="245" w:lineRule="auto"/>
+        <w:spacing w:before="80" w:after="0" w:line="252" w:lineRule="auto"/>
       </w:pPr>
       <w:r>
         <w:rPr>
@@ -882,7 +698,7 @@
     </w:p>
     <w:p>
       <w:pPr>
-        <w:spacing w:before="0" w:after="0" w:line="245" w:lineRule="auto"/>
+        <w:spacing w:before="0" w:after="0" w:line="252" w:lineRule="auto"/>
       </w:pPr>
       <w:r>
         <w:rPr>
@@ -895,7 +711,7 @@
     </w:p>
     <w:p>
       <w:pPr>
-        <w:spacing w:before="0" w:after="0" w:line="245" w:lineRule="auto"/>
+        <w:spacing w:before="0" w:after="0" w:line="252" w:lineRule="auto"/>
       </w:pPr>
       <w:r>
         <w:rPr>
@@ -903,25 +719,12 @@
           <w:b w:val="0"/>
           <w:sz w:val="20"/>
         </w:rPr>
-        <w:t>1、对研报进行学习研究，使用 wind 收集研报中涉及的微观部分数据。</w:t>
+        <w:t>1、学习研究研报并用 wind 收集涉及的微观部分数据，对策略微观因子设计算法进行计算。</w:t>
       </w:r>
     </w:p>
     <w:p>
       <w:pPr>
-        <w:spacing w:before="0" w:after="0" w:line="245" w:lineRule="auto"/>
-      </w:pPr>
-      <w:r>
-        <w:rPr>
-          <w:rFonts w:ascii="微软雅黑" w:hAnsi="微软雅黑" w:eastAsia="微软雅黑"/>
-          <w:b w:val="0"/>
-          <w:sz w:val="20"/>
-        </w:rPr>
-        <w:t>2、对策略微观因子设计算法进行计算，完成因子面板。</w:t>
-      </w:r>
-    </w:p>
-    <w:p>
-      <w:pPr>
-        <w:spacing w:before="0" w:after="20" w:line="245" w:lineRule="auto"/>
+        <w:spacing w:before="0" w:after="0" w:line="252" w:lineRule="auto"/>
       </w:pPr>
       <w:r>
         <w:rPr>
@@ -934,7 +737,7 @@
     </w:p>
     <w:p>
       <w:pPr>
-        <w:spacing w:before="60" w:after="0" w:line="245" w:lineRule="auto"/>
+        <w:spacing w:before="80" w:after="0" w:line="252" w:lineRule="auto"/>
       </w:pPr>
       <w:r>
         <w:rPr>
@@ -956,7 +759,7 @@
     </w:p>
     <w:p>
       <w:pPr>
-        <w:spacing w:before="0" w:after="0" w:line="245" w:lineRule="auto"/>
+        <w:spacing w:before="0" w:after="0" w:line="252" w:lineRule="auto"/>
       </w:pPr>
       <w:r>
         <w:rPr>
@@ -969,7 +772,7 @@
     </w:p>
     <w:p>
       <w:pPr>
-        <w:spacing w:before="0" w:after="0" w:line="245" w:lineRule="auto"/>
+        <w:spacing w:before="0" w:after="0" w:line="252" w:lineRule="auto"/>
       </w:pPr>
       <w:r>
         <w:rPr>
@@ -977,12 +780,12 @@
           <w:b w:val="0"/>
           <w:sz w:val="20"/>
         </w:rPr>
-        <w:t>1、使用 TBQuant 平台和 python 对接，利用各自功能优势实现数据处理并传递。</w:t>
+        <w:t>1、使用 TBQuant 平台与 python 对接实现数据处理并传递；基于拓扑空间结构距离开发模式识别策略算法。</w:t>
       </w:r>
     </w:p>
     <w:p>
       <w:pPr>
-        <w:spacing w:before="0" w:after="0" w:line="245" w:lineRule="auto"/>
+        <w:spacing w:before="0" w:after="0" w:line="252" w:lineRule="auto"/>
       </w:pPr>
       <w:r>
         <w:rPr>
@@ -990,38 +793,12 @@
           <w:b w:val="0"/>
           <w:sz w:val="20"/>
         </w:rPr>
-        <w:t>2、基于拓扑空间结构距离开发模式识别策略算法开发及细化成型。</w:t>
+        <w:t>2、将模式识别策略应用于股指期货市场，进行回测结果分析与策略、参数优化。</w:t>
       </w:r>
     </w:p>
     <w:p>
       <w:pPr>
-        <w:spacing w:before="0" w:after="0" w:line="245" w:lineRule="auto"/>
-      </w:pPr>
-      <w:r>
-        <w:rPr>
-          <w:rFonts w:ascii="微软雅黑" w:hAnsi="微软雅黑" w:eastAsia="微软雅黑"/>
-          <w:b w:val="0"/>
-          <w:sz w:val="20"/>
-        </w:rPr>
-        <w:t>3、模式识别策略应用于股指期货市场的回测情况及结果分析。</w:t>
-      </w:r>
-    </w:p>
-    <w:p>
-      <w:pPr>
-        <w:spacing w:before="0" w:after="0" w:line="245" w:lineRule="auto"/>
-      </w:pPr>
-      <w:r>
-        <w:rPr>
-          <w:rFonts w:ascii="微软雅黑" w:hAnsi="微软雅黑" w:eastAsia="微软雅黑"/>
-          <w:b w:val="0"/>
-          <w:sz w:val="20"/>
-        </w:rPr>
-        <w:t>4、基于股指期货的模式识别策略优化及参数优化。</w:t>
-      </w:r>
-    </w:p>
-    <w:p>
-      <w:pPr>
-        <w:spacing w:before="0" w:after="20" w:line="245" w:lineRule="auto"/>
+        <w:spacing w:before="0" w:after="0" w:line="252" w:lineRule="auto"/>
       </w:pPr>
       <w:r>
         <w:rPr>
@@ -1034,7 +811,7 @@
     </w:p>
     <w:p>
       <w:pPr>
-        <w:spacing w:before="60" w:after="0" w:line="245" w:lineRule="auto"/>
+        <w:spacing w:before="80" w:after="0" w:line="252" w:lineRule="auto"/>
       </w:pPr>
       <w:r>
         <w:rPr>
@@ -1056,7 +833,7 @@
     </w:p>
     <w:p>
       <w:pPr>
-        <w:spacing w:before="0" w:after="0" w:line="245" w:lineRule="auto"/>
+        <w:spacing w:before="0" w:after="0" w:line="252" w:lineRule="auto"/>
       </w:pPr>
       <w:r>
         <w:rPr>
@@ -1069,7 +846,7 @@
     </w:p>
     <w:p>
       <w:pPr>
-        <w:spacing w:before="0" w:after="0" w:line="245" w:lineRule="auto"/>
+        <w:spacing w:before="0" w:after="0" w:line="252" w:lineRule="auto"/>
       </w:pPr>
       <w:r>
         <w:rPr>
@@ -1077,38 +854,12 @@
           <w:b w:val="0"/>
           <w:sz w:val="20"/>
         </w:rPr>
-        <w:t>1、对接项目方了解需求，并为交易所编写做市策略提供流动性。</w:t>
+        <w:t>1、对接项目方了解需求并编写做市策略提供流动性；设置物理风控及策略程序风控，盯盘控制极端行情下的交易风险。</w:t>
       </w:r>
     </w:p>
     <w:p>
       <w:pPr>
-        <w:spacing w:before="0" w:after="0" w:line="245" w:lineRule="auto"/>
-      </w:pPr>
-      <w:r>
-        <w:rPr>
-          <w:rFonts w:ascii="微软雅黑" w:hAnsi="微软雅黑" w:eastAsia="微软雅黑"/>
-          <w:b w:val="0"/>
-          <w:sz w:val="20"/>
-        </w:rPr>
-        <w:t>2、设置风控系统，包括：物理风控及策略程序风控等。</w:t>
-      </w:r>
-    </w:p>
-    <w:p>
-      <w:pPr>
-        <w:spacing w:before="0" w:after="0" w:line="245" w:lineRule="auto"/>
-      </w:pPr>
-      <w:r>
-        <w:rPr>
-          <w:rFonts w:ascii="微软雅黑" w:hAnsi="微软雅黑" w:eastAsia="微软雅黑"/>
-          <w:b w:val="0"/>
-          <w:sz w:val="20"/>
-        </w:rPr>
-        <w:t>3、盯盘控制极端行情下的交易风险，及时进行手动反向平仓操作。</w:t>
-      </w:r>
-    </w:p>
-    <w:p>
-      <w:pPr>
-        <w:spacing w:before="0" w:after="20" w:line="245" w:lineRule="auto"/>
+        <w:spacing w:before="0" w:after="0" w:line="252" w:lineRule="auto"/>
       </w:pPr>
       <w:r>
         <w:rPr>
@@ -1121,7 +872,7 @@
     </w:p>
     <w:p>
       <w:pPr>
-        <w:spacing w:before="100" w:after="40" w:line="240" w:lineRule="auto"/>
+        <w:spacing w:before="100" w:after="20" w:line="252" w:lineRule="auto"/>
         <w:pBdr>
           <w:bottom w:val="single" w:sz="6" w:space="1" w:color="1F3A5F"/>
         </w:pBdr>
@@ -1138,7 +889,7 @@
     </w:p>
     <w:p>
       <w:pPr>
-        <w:spacing w:before="0" w:after="0" w:line="245" w:lineRule="auto"/>
+        <w:spacing w:before="0" w:after="0" w:line="252" w:lineRule="auto"/>
       </w:pPr>
       <w:r>
         <w:rPr>
@@ -1146,12 +897,12 @@
           <w:b w:val="0"/>
           <w:sz w:val="20"/>
         </w:rPr>
-        <w:t>证券从业资格证书、基金从业资格证书、银行从业资格证书；计算机二级；英语四、六级（558）</w:t>
+        <w:t>证券、基金、银行从业资格证书；计算机二级；英语四、六级（558）。硕士论文：《医药行业上市公司价值评估研究--以云南白药为例》</w:t>
       </w:r>
     </w:p>
     <w:p>
       <w:pPr>
-        <w:spacing w:before="0" w:after="0" w:line="245" w:lineRule="auto"/>
+        <w:spacing w:before="0" w:after="0" w:line="252" w:lineRule="auto"/>
       </w:pPr>
       <w:r>
         <w:rPr>
@@ -1159,25 +910,12 @@
           <w:b w:val="0"/>
           <w:sz w:val="20"/>
         </w:rPr>
-        <w:t>熟练掌握 python、matlab、wind、Stata、Excel、Access、PPT；能用 wind 结合 excel 做金融数据分析</w:t>
+        <w:t>熟练掌握 python、matlab、wind、Stata、Excel、Access、PPT，能用 wind 结合 excel 做金融数据分析</w:t>
       </w:r>
     </w:p>
     <w:p>
       <w:pPr>
-        <w:spacing w:before="0" w:after="0" w:line="245" w:lineRule="auto"/>
-      </w:pPr>
-      <w:r>
-        <w:rPr>
-          <w:rFonts w:ascii="微软雅黑" w:hAnsi="微软雅黑" w:eastAsia="微软雅黑"/>
-          <w:b w:val="0"/>
-          <w:sz w:val="20"/>
-        </w:rPr>
-        <w:t>硕士论文：《医药行业上市公司价值评估研究--以云南白药为例》</w:t>
-      </w:r>
-    </w:p>
-    <w:p>
-      <w:pPr>
-        <w:spacing w:before="0" w:after="0" w:line="245" w:lineRule="auto"/>
+        <w:spacing w:before="0" w:after="0" w:line="252" w:lineRule="auto"/>
       </w:pPr>
       <w:r>
         <w:rPr>
@@ -1190,7 +928,7 @@
     </w:p>
     <w:p>
       <w:pPr>
-        <w:spacing w:before="0" w:after="0" w:line="245" w:lineRule="auto"/>
+        <w:spacing w:before="0" w:after="0" w:line="252" w:lineRule="auto"/>
       </w:pPr>
       <w:r>
         <w:rPr>
@@ -1203,7 +941,7 @@
     </w:p>
     <w:sectPr>
       <w:pgSz w:w="12240" w:h="15840"/>
-      <w:pgMar w:top="652" w:right="850" w:bottom="652" w:left="850" w:header="720" w:footer="720" w:gutter="0"/>
+      <w:pgMar w:top="737" w:right="907" w:bottom="737" w:left="907" w:header="720" w:footer="720" w:gutter="0"/>
       <w:cols w:space="720"/>
       <w:docGrid w:linePitch="360"/>
     </w:sectPr>

--- a/resume/殷维_交易创新AI产品经理/殷维_简历_原结构_紧排.docx
+++ b/resume/殷维_交易创新AI产品经理/殷维_简历_原结构_紧排.docx
@@ -332,7 +332,7 @@
           <w:b w:val="0"/>
           <w:sz w:val="20"/>
         </w:rPr>
-        <w:t>1、交易数据获取，熟练使用 Pandas、Numpy、Talib 等 package 对数据进行清洗、分析。</w:t>
+        <w:t>1、直接对接交易所需求方，把「盘口要铺得像真实交易」这类模糊要求，落成可执行参数：买一至买五各档的价位排布、每档挂单量、后台逐档铺单的秒级间隔。</w:t>
       </w:r>
     </w:p>
     <w:p>
@@ -345,7 +345,20 @@
           <w:b w:val="0"/>
           <w:sz w:val="20"/>
         </w:rPr>
-        <w:t>2、量化策略开发，包括套利、做市等方向，日常优化维护交易策略并搭建交易风控体系。</w:t>
+        <w:t>2、自己用 python 在交易所接口上实现这套铺单程序并上线，搭建物理风控与策略程序风控，盯盘处理极端行情下的撤单与反向平仓。</w:t>
+      </w:r>
+    </w:p>
+    <w:p>
+      <w:pPr>
+        <w:spacing w:before="0" w:after="0" w:line="252" w:lineRule="auto"/>
+      </w:pPr>
+      <w:r>
+        <w:rPr>
+          <w:rFonts w:ascii="微软雅黑" w:hAnsi="微软雅黑" w:eastAsia="微软雅黑"/>
+          <w:b w:val="0"/>
+          <w:sz w:val="20"/>
+        </w:rPr>
+        <w:t>3、交易数据获取与清洗（Pandas、Numpy、Talib），支持套利、做市方向的策略开发与维护。</w:t>
       </w:r>
     </w:p>
     <w:p>
@@ -558,7 +571,7 @@
           <w:b w:val="0"/>
           <w:sz w:val="20"/>
         </w:rPr>
-        <w:t>项目描述：使用 cursor 等 AI Agent 搭建多维度股票市场分析框架，从基本面、情绪面、技术面分析市场及个股，实时追踪热点板块、识别情绪周期、整理财报数据与业绩归因，辅助投资决策。</w:t>
+        <w:t>项目描述：使用 cursor 等 AI Agent 搭建多维度股票分析框架，从基本面、情绪面、技术面追踪热点板块、识别情绪周期、整理财报与业绩归因，辅助投资决策。</w:t>
       </w:r>
     </w:p>
     <w:p>
@@ -571,7 +584,7 @@
           <w:b w:val="0"/>
           <w:sz w:val="20"/>
         </w:rPr>
-        <w:t>1、搭建财报数据收集系统：使用 tushare 收集全市场个股基本面数据并计算相关因子值。</w:t>
+        <w:t>1、搭建财报数据收集系统：用 tushare 收集全市场个股基本面数据并计算相关因子值。</w:t>
       </w:r>
     </w:p>
     <w:p>
@@ -584,7 +597,7 @@
           <w:b w:val="0"/>
           <w:sz w:val="20"/>
         </w:rPr>
-        <w:t>2、编写业绩预报、快报爬虫，及时爬取个股业绩信息；设计实时热点概念看板。</w:t>
+        <w:t>2、编写业绩预报、快报爬虫及时爬取个股业绩信息；设计实时热点概念看板。</w:t>
       </w:r>
     </w:p>
     <w:p>
@@ -597,7 +610,7 @@
           <w:b w:val="0"/>
           <w:sz w:val="20"/>
         </w:rPr>
-        <w:t>项目业绩：加深对个股财报基本面、短线技术形态与市场情绪周期的理解，并熟练掌握 AI 工具各项功能，提升工作效率。</w:t>
+        <w:t>项目业绩：加深对财报基本面、短线技术形态与市场情绪周期的理解，并熟练掌握 AI 工具各项功能。</w:t>
       </w:r>
     </w:p>
     <w:p>
@@ -819,7 +832,7 @@
           <w:b/>
           <w:sz w:val="20"/>
         </w:rPr>
-        <w:t>● 做市项目</w:t>
+        <w:t>● 做市系统：需求对接 → 铺单方案设计 → 上线</w:t>
       </w:r>
       <w:r>
         <w:rPr>
@@ -841,7 +854,7 @@
           <w:b w:val="0"/>
           <w:sz w:val="20"/>
         </w:rPr>
-        <w:t>项目描述：为交易所提供流动性，积累了丰富的风控经验。</w:t>
+        <w:t>项目描述：为交易所提供流动性。从需求对接、方案设计到程序实现与上线盯盘，全流程由我一人完成。</w:t>
       </w:r>
     </w:p>
     <w:p>
@@ -854,7 +867,7 @@
           <w:b w:val="0"/>
           <w:sz w:val="20"/>
         </w:rPr>
-        <w:t>1、对接项目方了解需求并编写做市策略提供流动性；设置物理风控及策略程序风控，盯盘控制极端行情下的交易风险。</w:t>
+        <w:t>1、与交易所对接明确流动性目标与盘口形态要求，把「看起来要像真实挂单」翻译成可落地参数：五档价位如何排布、每档挂多少、按几秒节奏逐档铺出。</w:t>
       </w:r>
     </w:p>
     <w:p>
@@ -867,7 +880,20 @@
           <w:b w:val="0"/>
           <w:sz w:val="20"/>
         </w:rPr>
-        <w:t>项目业绩：提升活跃交易所交投量。</w:t>
+        <w:t>2、设计后台铺单序列并用程序实现上线；配套物理风控与程序风控，盯盘控制极端行情风险并及时手动反向平仓。</w:t>
+      </w:r>
+    </w:p>
+    <w:p>
+      <w:pPr>
+        <w:spacing w:before="0" w:after="0" w:line="252" w:lineRule="auto"/>
+      </w:pPr>
+      <w:r>
+        <w:rPr>
+          <w:rFonts w:ascii="微软雅黑" w:hAnsi="微软雅黑" w:eastAsia="微软雅黑"/>
+          <w:b w:val="0"/>
+          <w:sz w:val="20"/>
+        </w:rPr>
+        <w:t>项目业绩：提升交易所交投活跃度；完整跑通「需求 → 参数设计 → 实现 → 上线盯盘」闭环。</w:t>
       </w:r>
     </w:p>
     <w:p>
